--- a/zht/docx/104.content.docx
+++ b/zht/docx/104.content.docx
@@ -150,26 +150,6 @@
           <w:lang w:val="zh_TW" w:bidi="zh_TW"/>
         </w:rPr>
         <w:t>yun</w:t>
-      </w:r>
-      <w:r>
-        <w:rPr>
-          <w:lang w:val="zh_TW" w:bidi="zh_TW"/>
-        </w:rPr>
-      </w:r>
-    </w:p>
-    <w:p>
-      <w:pPr/>
-      <w:r>
-        <w:rPr>
-          <w:lang w:val="zh_TW" w:bidi="zh_TW"/>
-        </w:rPr>
-      </w:r>
-      <w:r>
-        <w:rPr>
-          <w:i/>
-          <w:lang w:val="zh_TW" w:bidi="zh_TW"/>
-        </w:rPr>
-        <w:t>雲柱與火柱</w:t>
       </w:r>
       <w:r>
         <w:rPr>

--- a/zht/docx/104.content.docx
+++ b/zht/docx/104.content.docx
@@ -19,7 +19,7 @@
         <w:rPr>
           <w:lang w:val="zh_TW" w:bidi="zh_TW"/>
         </w:rPr>
-        <w:t>Resource: Study Notes - Themes (Tyndale)</w:t>
+        <w:t>Resource: Tyndale Open Study Notes</w:t>
       </w:r>
       <w:r>
         <w:rPr>
@@ -112,7 +112,7 @@
         <w:rPr>
           <w:lang w:val="zh_TW" w:bidi="zh_TW"/>
         </w:rPr>
-        <w:t>Study Notes - Themes (Tyndale)</w:t>
+        <w:t>Tyndale Open Study Notes</w:t>
       </w:r>
     </w:p>
     <w:p>

--- a/zht/docx/104.content.docx
+++ b/zht/docx/104.content.docx
@@ -19,7 +19,7 @@
         <w:rPr>
           <w:lang w:val="zh_TW" w:bidi="zh_TW"/>
         </w:rPr>
-        <w:t>Resource: Tyndale Open Study Notes</w:t>
+        <w:t>Resource: Aquifer Open Study Notes (Themes)</w:t>
       </w:r>
       <w:r>
         <w:rPr>
@@ -112,7 +112,7 @@
         <w:rPr>
           <w:lang w:val="zh_TW" w:bidi="zh_TW"/>
         </w:rPr>
-        <w:t>Tyndale Open Study Notes</w:t>
+        <w:t>Aquifer Open Study Notes (Themes)</w:t>
       </w:r>
     </w:p>
     <w:p>

--- a/zht/docx/104.content.docx
+++ b/zht/docx/104.content.docx
@@ -233,18 +233,12 @@
         </w:rPr>
         <w:t>當以色列人在曠野中行走，神以雲柱與火柱引導他們。這柱是在第一個逾越節後、以色列人離開埃及時出現的（</w:t>
       </w:r>
-      <w:hyperlink r:id="rId13">
-        <w:r>
-          <w:rPr>
-            <w:lang w:val="zh_TW" w:bidi="zh_TW"/>
-          </w:rPr>
-          <w:rPr>
-            <w:color w:val="0000EE"/>
-            <w:u w:val="single"/>
-          </w:rPr>
-          <w:t>出13:20–22</w:t>
-        </w:r>
-      </w:hyperlink>
+      <w:r>
+        <w:rPr>
+          <w:lang w:val="zh_TW" w:bidi="zh_TW"/>
+        </w:rPr>
+        <w:t>出13:20–22</w:t>
+      </w:r>
       <w:r>
         <w:rPr>
           <w:lang w:val="zh_TW" w:bidi="zh_TW"/>
@@ -293,18 +287,12 @@
         </w:rPr>
         <w:t>，雲柱移到以色列人後方，阻擋了埃及軍隊（</w:t>
       </w:r>
-      <w:hyperlink r:id="rId14">
-        <w:r>
-          <w:rPr>
-            <w:lang w:val="zh_TW" w:bidi="zh_TW"/>
-          </w:rPr>
-          <w:rPr>
-            <w:color w:val="0000EE"/>
-            <w:u w:val="single"/>
-          </w:rPr>
-          <w:t>出14:19–20</w:t>
-        </w:r>
-      </w:hyperlink>
+      <w:r>
+        <w:rPr>
+          <w:lang w:val="zh_TW" w:bidi="zh_TW"/>
+        </w:rPr>
+        <w:t>出14:19–20</w:t>
+      </w:r>
       <w:r>
         <w:rPr>
           <w:lang w:val="zh_TW" w:bidi="zh_TW"/>
@@ -353,18 +341,12 @@
         </w:rPr>
         <w:t>」（</w:t>
       </w:r>
-      <w:hyperlink r:id="rId15">
-        <w:r>
-          <w:rPr>
-            <w:lang w:val="zh_TW" w:bidi="zh_TW"/>
-          </w:rPr>
-          <w:rPr>
-            <w:color w:val="0000EE"/>
-            <w:u w:val="single"/>
-          </w:rPr>
-          <w:t>出13:21</w:t>
-        </w:r>
-      </w:hyperlink>
+      <w:r>
+        <w:rPr>
+          <w:lang w:val="zh_TW" w:bidi="zh_TW"/>
+        </w:rPr>
+        <w:t>出13:21</w:t>
+      </w:r>
       <w:r>
         <w:rPr>
           <w:lang w:val="zh_TW" w:bidi="zh_TW"/>
@@ -407,36 +389,24 @@
         </w:rPr>
         <w:t>雲柱與火柱也在以色列人行走時指引他們（</w:t>
       </w:r>
-      <w:hyperlink r:id="rId16">
-        <w:r>
-          <w:rPr>
-            <w:lang w:val="zh_TW" w:bidi="zh_TW"/>
-          </w:rPr>
-          <w:rPr>
-            <w:color w:val="0000EE"/>
-            <w:u w:val="single"/>
-          </w:rPr>
-          <w:t>出40:36–38</w:t>
-        </w:r>
-      </w:hyperlink>
+      <w:r>
+        <w:rPr>
+          <w:lang w:val="zh_TW" w:bidi="zh_TW"/>
+        </w:rPr>
+        <w:t>出40:36–38</w:t>
+      </w:r>
       <w:r>
         <w:rPr>
           <w:lang w:val="zh_TW" w:bidi="zh_TW"/>
         </w:rPr>
         <w:t>；</w:t>
       </w:r>
-      <w:hyperlink r:id="rId17">
-        <w:r>
-          <w:rPr>
-            <w:lang w:val="zh_TW" w:bidi="zh_TW"/>
-          </w:rPr>
-          <w:rPr>
-            <w:color w:val="0000EE"/>
-            <w:u w:val="single"/>
-          </w:rPr>
-          <w:t>民9:17–23</w:t>
-        </w:r>
-      </w:hyperlink>
+      <w:r>
+        <w:rPr>
+          <w:lang w:val="zh_TW" w:bidi="zh_TW"/>
+        </w:rPr>
+        <w:t>民9:17–23</w:t>
+      </w:r>
       <w:r>
         <w:rPr>
           <w:lang w:val="zh_TW" w:bidi="zh_TW"/>
@@ -455,18 +425,12 @@
         </w:rPr>
         <w:t>」（</w:t>
       </w:r>
-      <w:hyperlink r:id="rId18">
-        <w:r>
-          <w:rPr>
-            <w:lang w:val="zh_TW" w:bidi="zh_TW"/>
-          </w:rPr>
-          <w:rPr>
-            <w:color w:val="0000EE"/>
-            <w:u w:val="single"/>
-          </w:rPr>
-          <w:t>民9:23</w:t>
-        </w:r>
-      </w:hyperlink>
+      <w:r>
+        <w:rPr>
+          <w:lang w:val="zh_TW" w:bidi="zh_TW"/>
+        </w:rPr>
+        <w:t>民9:23</w:t>
+      </w:r>
       <w:r>
         <w:rPr>
           <w:lang w:val="zh_TW" w:bidi="zh_TW"/>
@@ -491,72 +455,48 @@
         </w:rPr>
         <w:t>雲柱與火柱如同神在以色列支派行進時，所高舉的旗幟（參</w:t>
       </w:r>
-      <w:hyperlink r:id="rId19">
-        <w:r>
-          <w:rPr>
-            <w:lang w:val="zh_TW" w:bidi="zh_TW"/>
-          </w:rPr>
-          <w:rPr>
-            <w:color w:val="0000EE"/>
-            <w:u w:val="single"/>
-          </w:rPr>
-          <w:t>民10:14</w:t>
-        </w:r>
-      </w:hyperlink>
+      <w:r>
+        <w:rPr>
+          <w:lang w:val="zh_TW" w:bidi="zh_TW"/>
+        </w:rPr>
+        <w:t>民10:14</w:t>
+      </w:r>
       <w:r>
         <w:rPr>
           <w:lang w:val="zh_TW" w:bidi="zh_TW"/>
         </w:rPr>
         <w:t>、</w:t>
       </w:r>
-      <w:hyperlink r:id="rId20">
-        <w:r>
-          <w:rPr>
-            <w:lang w:val="zh_TW" w:bidi="zh_TW"/>
-          </w:rPr>
-          <w:rPr>
-            <w:color w:val="0000EE"/>
-            <w:u w:val="single"/>
-          </w:rPr>
-          <w:t>18</w:t>
-        </w:r>
-      </w:hyperlink>
+      <w:r>
+        <w:rPr>
+          <w:lang w:val="zh_TW" w:bidi="zh_TW"/>
+        </w:rPr>
+        <w:t>18</w:t>
+      </w:r>
       <w:r>
         <w:rPr>
           <w:lang w:val="zh_TW" w:bidi="zh_TW"/>
         </w:rPr>
         <w:t>、</w:t>
       </w:r>
-      <w:hyperlink r:id="rId21">
-        <w:r>
-          <w:rPr>
-            <w:lang w:val="zh_TW" w:bidi="zh_TW"/>
-          </w:rPr>
-          <w:rPr>
-            <w:color w:val="0000EE"/>
-            <w:u w:val="single"/>
-          </w:rPr>
-          <w:t>22</w:t>
-        </w:r>
-      </w:hyperlink>
+      <w:r>
+        <w:rPr>
+          <w:lang w:val="zh_TW" w:bidi="zh_TW"/>
+        </w:rPr>
+        <w:t>22</w:t>
+      </w:r>
       <w:r>
         <w:rPr>
           <w:lang w:val="zh_TW" w:bidi="zh_TW"/>
         </w:rPr>
         <w:t>、</w:t>
       </w:r>
-      <w:hyperlink r:id="rId22">
-        <w:r>
-          <w:rPr>
-            <w:lang w:val="zh_TW" w:bidi="zh_TW"/>
-          </w:rPr>
-          <w:rPr>
-            <w:color w:val="0000EE"/>
-            <w:u w:val="single"/>
-          </w:rPr>
-          <w:t>25</w:t>
-        </w:r>
-      </w:hyperlink>
+      <w:r>
+        <w:rPr>
+          <w:lang w:val="zh_TW" w:bidi="zh_TW"/>
+        </w:rPr>
+        <w:t>25</w:t>
+      </w:r>
       <w:r>
         <w:rPr>
           <w:lang w:val="zh_TW" w:bidi="zh_TW"/>
@@ -577,144 +517,96 @@
         </w:rPr>
         <w:t>白天雲柱如雲，夜間雲柱如火（</w:t>
       </w:r>
-      <w:hyperlink r:id="rId23">
-        <w:r>
-          <w:rPr>
-            <w:lang w:val="zh_TW" w:bidi="zh_TW"/>
-          </w:rPr>
-          <w:rPr>
-            <w:color w:val="0000EE"/>
-            <w:u w:val="single"/>
-          </w:rPr>
-          <w:t>民9:15–16</w:t>
-        </w:r>
-      </w:hyperlink>
+      <w:r>
+        <w:rPr>
+          <w:lang w:val="zh_TW" w:bidi="zh_TW"/>
+        </w:rPr>
+        <w:t>民9:15–16</w:t>
+      </w:r>
       <w:r>
         <w:rPr>
           <w:lang w:val="zh_TW" w:bidi="zh_TW"/>
         </w:rPr>
         <w:t>；</w:t>
       </w:r>
-      <w:hyperlink r:id="rId15">
-        <w:r>
-          <w:rPr>
-            <w:lang w:val="zh_TW" w:bidi="zh_TW"/>
-          </w:rPr>
-          <w:rPr>
-            <w:color w:val="0000EE"/>
-            <w:u w:val="single"/>
-          </w:rPr>
-          <w:t>出13:21</w:t>
-        </w:r>
-      </w:hyperlink>
+      <w:r>
+        <w:rPr>
+          <w:lang w:val="zh_TW" w:bidi="zh_TW"/>
+        </w:rPr>
+        <w:t>出13:21</w:t>
+      </w:r>
       <w:r>
         <w:rPr>
           <w:lang w:val="zh_TW" w:bidi="zh_TW"/>
         </w:rPr>
         <w:t>）。在聖經中，火與雲常象徵神的同在和榮耀（例如，</w:t>
       </w:r>
-      <w:hyperlink r:id="rId24">
-        <w:r>
-          <w:rPr>
-            <w:lang w:val="zh_TW" w:bidi="zh_TW"/>
-          </w:rPr>
-          <w:rPr>
-            <w:color w:val="0000EE"/>
-            <w:u w:val="single"/>
-          </w:rPr>
-          <w:t>出19:16–18</w:t>
-        </w:r>
-      </w:hyperlink>
+      <w:r>
+        <w:rPr>
+          <w:lang w:val="zh_TW" w:bidi="zh_TW"/>
+        </w:rPr>
+        <w:t>出19:16–18</w:t>
+      </w:r>
       <w:r>
         <w:rPr>
           <w:lang w:val="zh_TW" w:bidi="zh_TW"/>
         </w:rPr>
         <w:t>，</w:t>
       </w:r>
-      <w:hyperlink r:id="rId25">
-        <w:r>
-          <w:rPr>
-            <w:lang w:val="zh_TW" w:bidi="zh_TW"/>
-          </w:rPr>
-          <w:rPr>
-            <w:color w:val="0000EE"/>
-            <w:u w:val="single"/>
-          </w:rPr>
-          <w:t>24:15–18</w:t>
-        </w:r>
-      </w:hyperlink>
+      <w:r>
+        <w:rPr>
+          <w:lang w:val="zh_TW" w:bidi="zh_TW"/>
+        </w:rPr>
+        <w:t>24:15–18</w:t>
+      </w:r>
       <w:r>
         <w:rPr>
           <w:lang w:val="zh_TW" w:bidi="zh_TW"/>
         </w:rPr>
         <w:t>；</w:t>
       </w:r>
-      <w:hyperlink r:id="rId26">
-        <w:r>
-          <w:rPr>
-            <w:lang w:val="zh_TW" w:bidi="zh_TW"/>
-          </w:rPr>
-          <w:rPr>
-            <w:color w:val="0000EE"/>
-            <w:u w:val="single"/>
-          </w:rPr>
-          <w:t>太17:5</w:t>
-        </w:r>
-      </w:hyperlink>
+      <w:r>
+        <w:rPr>
+          <w:lang w:val="zh_TW" w:bidi="zh_TW"/>
+        </w:rPr>
+        <w:t>太17:5</w:t>
+      </w:r>
       <w:r>
         <w:rPr>
           <w:lang w:val="zh_TW" w:bidi="zh_TW"/>
         </w:rPr>
         <w:t>，</w:t>
       </w:r>
-      <w:hyperlink r:id="rId27">
-        <w:r>
-          <w:rPr>
-            <w:lang w:val="zh_TW" w:bidi="zh_TW"/>
-          </w:rPr>
-          <w:rPr>
-            <w:color w:val="0000EE"/>
-            <w:u w:val="single"/>
-          </w:rPr>
-          <w:t>24:30</w:t>
-        </w:r>
-      </w:hyperlink>
+      <w:r>
+        <w:rPr>
+          <w:lang w:val="zh_TW" w:bidi="zh_TW"/>
+        </w:rPr>
+        <w:t>24:30</w:t>
+      </w:r>
       <w:r>
         <w:rPr>
           <w:lang w:val="zh_TW" w:bidi="zh_TW"/>
         </w:rPr>
         <w:t>；</w:t>
       </w:r>
-      <w:hyperlink r:id="rId28">
-        <w:r>
-          <w:rPr>
-            <w:lang w:val="zh_TW" w:bidi="zh_TW"/>
-          </w:rPr>
-          <w:rPr>
-            <w:color w:val="0000EE"/>
-            <w:u w:val="single"/>
-          </w:rPr>
-          <w:t>徒1:9</w:t>
-        </w:r>
-      </w:hyperlink>
+      <w:r>
+        <w:rPr>
+          <w:lang w:val="zh_TW" w:bidi="zh_TW"/>
+        </w:rPr>
+        <w:t>徒1:9</w:t>
+      </w:r>
       <w:r>
         <w:rPr>
           <w:lang w:val="zh_TW" w:bidi="zh_TW"/>
         </w:rPr>
         <w:t>；參</w:t>
       </w:r>
-      <w:hyperlink r:id="rId29">
-        <w:r>
-          <w:rPr>
-            <w:lang w:val="zh_TW" w:bidi="zh_TW"/>
-          </w:rPr>
-          <w:rPr>
-            <w:color w:val="0000EE"/>
-            <w:u w:val="single"/>
-          </w:rPr>
-          <w:t>詩18:8–13</w:t>
-        </w:r>
-      </w:hyperlink>
+      <w:r>
+        <w:rPr>
+          <w:lang w:val="zh_TW" w:bidi="zh_TW"/>
+        </w:rPr>
+        <w:t>詩18:8–13</w:t>
+      </w:r>
       <w:r>
         <w:rPr>
           <w:lang w:val="zh_TW" w:bidi="zh_TW"/>
@@ -733,36 +625,24 @@
         </w:rPr>
         <w:t>（theophany），在他們整個曠野行程中，都不曾離開（</w:t>
       </w:r>
-      <w:hyperlink r:id="rId30">
-        <w:r>
-          <w:rPr>
-            <w:lang w:val="zh_TW" w:bidi="zh_TW"/>
-          </w:rPr>
-          <w:rPr>
-            <w:color w:val="0000EE"/>
-            <w:u w:val="single"/>
-          </w:rPr>
-          <w:t>出40:38</w:t>
-        </w:r>
-      </w:hyperlink>
+      <w:r>
+        <w:rPr>
+          <w:lang w:val="zh_TW" w:bidi="zh_TW"/>
+        </w:rPr>
+        <w:t>出40:38</w:t>
+      </w:r>
       <w:r>
         <w:rPr>
           <w:lang w:val="zh_TW" w:bidi="zh_TW"/>
         </w:rPr>
         <w:t>；另見</w:t>
       </w:r>
-      <w:hyperlink r:id="rId31">
-        <w:r>
-          <w:rPr>
-            <w:lang w:val="zh_TW" w:bidi="zh_TW"/>
-          </w:rPr>
-          <w:rPr>
-            <w:color w:val="0000EE"/>
-            <w:u w:val="single"/>
-          </w:rPr>
-          <w:t>出13:22</w:t>
-        </w:r>
-      </w:hyperlink>
+      <w:r>
+        <w:rPr>
+          <w:lang w:val="zh_TW" w:bidi="zh_TW"/>
+        </w:rPr>
+        <w:t>出13:22</w:t>
+      </w:r>
       <w:r>
         <w:rPr>
           <w:lang w:val="zh_TW" w:bidi="zh_TW"/>
@@ -783,90 +663,60 @@
         </w:rPr>
         <w:t>有時，雲彩遮蓋會幕，耶和華的榮耀充滿其中，以致摩西無法進入（</w:t>
       </w:r>
-      <w:hyperlink r:id="rId32">
-        <w:r>
-          <w:rPr>
-            <w:lang w:val="zh_TW" w:bidi="zh_TW"/>
-          </w:rPr>
-          <w:rPr>
-            <w:color w:val="0000EE"/>
-            <w:u w:val="single"/>
-          </w:rPr>
-          <w:t>出40:34–35</w:t>
-        </w:r>
-      </w:hyperlink>
+      <w:r>
+        <w:rPr>
+          <w:lang w:val="zh_TW" w:bidi="zh_TW"/>
+        </w:rPr>
+        <w:t>出40:34–35</w:t>
+      </w:r>
       <w:r>
         <w:rPr>
           <w:lang w:val="zh_TW" w:bidi="zh_TW"/>
         </w:rPr>
         <w:t>）。另有時候，雲彩降臨並停留在會幕門口，表示耶和華正在與摩西親自說話（</w:t>
       </w:r>
-      <w:hyperlink r:id="rId33">
-        <w:r>
-          <w:rPr>
-            <w:lang w:val="zh_TW" w:bidi="zh_TW"/>
-          </w:rPr>
-          <w:rPr>
-            <w:color w:val="0000EE"/>
-            <w:u w:val="single"/>
-          </w:rPr>
-          <w:t>出33:7–11</w:t>
-        </w:r>
-      </w:hyperlink>
+      <w:r>
+        <w:rPr>
+          <w:lang w:val="zh_TW" w:bidi="zh_TW"/>
+        </w:rPr>
+        <w:t>出33:7–11</w:t>
+      </w:r>
       <w:r>
         <w:rPr>
           <w:lang w:val="zh_TW" w:bidi="zh_TW"/>
         </w:rPr>
         <w:t>；參</w:t>
       </w:r>
-      <w:hyperlink r:id="rId34">
-        <w:r>
-          <w:rPr>
-            <w:lang w:val="zh_TW" w:bidi="zh_TW"/>
-          </w:rPr>
-          <w:rPr>
-            <w:color w:val="0000EE"/>
-            <w:u w:val="single"/>
-          </w:rPr>
-          <w:t>民11:25</w:t>
-        </w:r>
-      </w:hyperlink>
+      <w:r>
+        <w:rPr>
+          <w:lang w:val="zh_TW" w:bidi="zh_TW"/>
+        </w:rPr>
+        <w:t>民11:25</w:t>
+      </w:r>
       <w:r>
         <w:rPr>
           <w:lang w:val="zh_TW" w:bidi="zh_TW"/>
         </w:rPr>
         <w:t>，</w:t>
       </w:r>
-      <w:hyperlink r:id="rId35">
-        <w:r>
-          <w:rPr>
-            <w:lang w:val="zh_TW" w:bidi="zh_TW"/>
-          </w:rPr>
-          <w:rPr>
-            <w:color w:val="0000EE"/>
-            <w:u w:val="single"/>
-          </w:rPr>
-          <w:t>12:5</w:t>
-        </w:r>
-      </w:hyperlink>
+      <w:r>
+        <w:rPr>
+          <w:lang w:val="zh_TW" w:bidi="zh_TW"/>
+        </w:rPr>
+        <w:t>12:5</w:t>
+      </w:r>
       <w:r>
         <w:rPr>
           <w:lang w:val="zh_TW" w:bidi="zh_TW"/>
         </w:rPr>
         <w:t>；</w:t>
       </w:r>
-      <w:hyperlink r:id="rId36">
-        <w:r>
-          <w:rPr>
-            <w:lang w:val="zh_TW" w:bidi="zh_TW"/>
-          </w:rPr>
-          <w:rPr>
-            <w:color w:val="0000EE"/>
-            <w:u w:val="single"/>
-          </w:rPr>
-          <w:t>申31:15</w:t>
-        </w:r>
-      </w:hyperlink>
+      <w:r>
+        <w:rPr>
+          <w:lang w:val="zh_TW" w:bidi="zh_TW"/>
+        </w:rPr>
+        <w:t>申31:15</w:t>
+      </w:r>
       <w:r>
         <w:rPr>
           <w:lang w:val="zh_TW" w:bidi="zh_TW"/>
@@ -887,90 +737,60 @@
         </w:rPr>
         <w:t>聖經並未詳細描述雲柱與火柱的外觀，只提到它們呈柱狀。然而，它們是神特別眷顧以色列的有力象徵（見</w:t>
       </w:r>
-      <w:hyperlink r:id="rId37">
-        <w:r>
-          <w:rPr>
-            <w:lang w:val="zh_TW" w:bidi="zh_TW"/>
-          </w:rPr>
-          <w:rPr>
-            <w:color w:val="0000EE"/>
-            <w:u w:val="single"/>
-          </w:rPr>
-          <w:t>尼9:19–21</w:t>
-        </w:r>
-      </w:hyperlink>
+      <w:r>
+        <w:rPr>
+          <w:lang w:val="zh_TW" w:bidi="zh_TW"/>
+        </w:rPr>
+        <w:t>尼9:19–21</w:t>
+      </w:r>
       <w:r>
         <w:rPr>
           <w:lang w:val="zh_TW" w:bidi="zh_TW"/>
         </w:rPr>
         <w:t>；參</w:t>
       </w:r>
-      <w:hyperlink r:id="rId38">
-        <w:r>
-          <w:rPr>
-            <w:lang w:val="zh_TW" w:bidi="zh_TW"/>
-          </w:rPr>
-          <w:rPr>
-            <w:color w:val="0000EE"/>
-            <w:u w:val="single"/>
-          </w:rPr>
-          <w:t>詩46:1</w:t>
-        </w:r>
-      </w:hyperlink>
+      <w:r>
+        <w:rPr>
+          <w:lang w:val="zh_TW" w:bidi="zh_TW"/>
+        </w:rPr>
+        <w:t>詩46:1</w:t>
+      </w:r>
       <w:r>
         <w:rPr>
           <w:lang w:val="zh_TW" w:bidi="zh_TW"/>
         </w:rPr>
         <w:t>、</w:t>
       </w:r>
-      <w:hyperlink r:id="rId39">
-        <w:r>
-          <w:rPr>
-            <w:lang w:val="zh_TW" w:bidi="zh_TW"/>
-          </w:rPr>
-          <w:rPr>
-            <w:color w:val="0000EE"/>
-            <w:u w:val="single"/>
-          </w:rPr>
-          <w:t>139</w:t>
-        </w:r>
-      </w:hyperlink>
+      <w:r>
+        <w:rPr>
+          <w:lang w:val="zh_TW" w:bidi="zh_TW"/>
+        </w:rPr>
+        <w:t>139</w:t>
+      </w:r>
       <w:r>
         <w:rPr>
           <w:lang w:val="zh_TW" w:bidi="zh_TW"/>
         </w:rPr>
         <w:t>；</w:t>
       </w:r>
-      <w:hyperlink r:id="rId40">
-        <w:r>
-          <w:rPr>
-            <w:lang w:val="zh_TW" w:bidi="zh_TW"/>
-          </w:rPr>
-          <w:rPr>
-            <w:color w:val="0000EE"/>
-            <w:u w:val="single"/>
-          </w:rPr>
-          <w:t>約1:14</w:t>
-        </w:r>
-      </w:hyperlink>
+      <w:r>
+        <w:rPr>
+          <w:lang w:val="zh_TW" w:bidi="zh_TW"/>
+        </w:rPr>
+        <w:t>約1:14</w:t>
+      </w:r>
       <w:r>
         <w:rPr>
           <w:lang w:val="zh_TW" w:bidi="zh_TW"/>
         </w:rPr>
         <w:t>；</w:t>
       </w:r>
-      <w:hyperlink r:id="rId41">
-        <w:r>
-          <w:rPr>
-            <w:lang w:val="zh_TW" w:bidi="zh_TW"/>
-          </w:rPr>
-          <w:rPr>
-            <w:color w:val="0000EE"/>
-            <w:u w:val="single"/>
-          </w:rPr>
-          <w:t>羅8:31–39</w:t>
-        </w:r>
-      </w:hyperlink>
+      <w:r>
+        <w:rPr>
+          <w:lang w:val="zh_TW" w:bidi="zh_TW"/>
+        </w:rPr>
+        <w:t>羅8:31–39</w:t>
+      </w:r>
       <w:r>
         <w:rPr>
           <w:lang w:val="zh_TW" w:bidi="zh_TW"/>
@@ -1000,612 +820,408 @@
           <w:lang w:val="zh_TW" w:bidi="zh_TW"/>
         </w:rPr>
       </w:r>
-      <w:hyperlink r:id="rId13">
-        <w:r>
-          <w:rPr>
-            <w:lang w:val="zh_TW" w:bidi="zh_TW"/>
-          </w:rPr>
-          <w:rPr>
-            <w:color w:val="0000EE"/>
-            <w:u w:val="single"/>
-          </w:rPr>
-          <w:t>出13:20–22</w:t>
-        </w:r>
-      </w:hyperlink>
+      <w:r>
+        <w:rPr>
+          <w:lang w:val="zh_TW" w:bidi="zh_TW"/>
+        </w:rPr>
+        <w:t>出13:20–22</w:t>
+      </w:r>
       <w:r>
         <w:rPr>
           <w:lang w:val="zh_TW" w:bidi="zh_TW"/>
         </w:rPr>
         <w:t>，</w:t>
       </w:r>
-      <w:hyperlink r:id="rId42">
-        <w:r>
-          <w:rPr>
-            <w:lang w:val="zh_TW" w:bidi="zh_TW"/>
-          </w:rPr>
-          <w:rPr>
-            <w:color w:val="0000EE"/>
-            <w:u w:val="single"/>
-          </w:rPr>
-          <w:t>14:19–24</w:t>
-        </w:r>
-      </w:hyperlink>
+      <w:r>
+        <w:rPr>
+          <w:lang w:val="zh_TW" w:bidi="zh_TW"/>
+        </w:rPr>
+        <w:t>14:19–24</w:t>
+      </w:r>
       <w:r>
         <w:rPr>
           <w:lang w:val="zh_TW" w:bidi="zh_TW"/>
         </w:rPr>
         <w:t>，</w:t>
       </w:r>
-      <w:hyperlink r:id="rId43">
-        <w:r>
-          <w:rPr>
-            <w:lang w:val="zh_TW" w:bidi="zh_TW"/>
-          </w:rPr>
-          <w:rPr>
-            <w:color w:val="0000EE"/>
-            <w:u w:val="single"/>
-          </w:rPr>
-          <w:t>16:10</w:t>
-        </w:r>
-      </w:hyperlink>
+      <w:r>
+        <w:rPr>
+          <w:lang w:val="zh_TW" w:bidi="zh_TW"/>
+        </w:rPr>
+        <w:t>16:10</w:t>
+      </w:r>
       <w:r>
         <w:rPr>
           <w:lang w:val="zh_TW" w:bidi="zh_TW"/>
         </w:rPr>
         <w:t>，</w:t>
       </w:r>
-      <w:hyperlink r:id="rId24">
-        <w:r>
-          <w:rPr>
-            <w:lang w:val="zh_TW" w:bidi="zh_TW"/>
-          </w:rPr>
-          <w:rPr>
-            <w:color w:val="0000EE"/>
-            <w:u w:val="single"/>
-          </w:rPr>
-          <w:t>19:16–18</w:t>
-        </w:r>
-      </w:hyperlink>
+      <w:r>
+        <w:rPr>
+          <w:lang w:val="zh_TW" w:bidi="zh_TW"/>
+        </w:rPr>
+        <w:t>19:16–18</w:t>
+      </w:r>
       <w:r>
         <w:rPr>
           <w:lang w:val="zh_TW" w:bidi="zh_TW"/>
         </w:rPr>
         <w:t>，</w:t>
       </w:r>
-      <w:hyperlink r:id="rId25">
-        <w:r>
-          <w:rPr>
-            <w:lang w:val="zh_TW" w:bidi="zh_TW"/>
-          </w:rPr>
-          <w:rPr>
-            <w:color w:val="0000EE"/>
-            <w:u w:val="single"/>
-          </w:rPr>
-          <w:t>24:15–18</w:t>
-        </w:r>
-      </w:hyperlink>
+      <w:r>
+        <w:rPr>
+          <w:lang w:val="zh_TW" w:bidi="zh_TW"/>
+        </w:rPr>
+        <w:t>24:15–18</w:t>
+      </w:r>
       <w:r>
         <w:rPr>
           <w:lang w:val="zh_TW" w:bidi="zh_TW"/>
         </w:rPr>
         <w:t>，</w:t>
       </w:r>
-      <w:hyperlink r:id="rId33">
-        <w:r>
-          <w:rPr>
-            <w:lang w:val="zh_TW" w:bidi="zh_TW"/>
-          </w:rPr>
-          <w:rPr>
-            <w:color w:val="0000EE"/>
-            <w:u w:val="single"/>
-          </w:rPr>
-          <w:t>33:7–11</w:t>
-        </w:r>
-      </w:hyperlink>
+      <w:r>
+        <w:rPr>
+          <w:lang w:val="zh_TW" w:bidi="zh_TW"/>
+        </w:rPr>
+        <w:t>33:7–11</w:t>
+      </w:r>
       <w:r>
         <w:rPr>
           <w:lang w:val="zh_TW" w:bidi="zh_TW"/>
         </w:rPr>
         <w:t>，</w:t>
       </w:r>
-      <w:hyperlink r:id="rId44">
-        <w:r>
-          <w:rPr>
-            <w:lang w:val="zh_TW" w:bidi="zh_TW"/>
-          </w:rPr>
-          <w:rPr>
-            <w:color w:val="0000EE"/>
-            <w:u w:val="single"/>
-          </w:rPr>
-          <w:t>40:34–38</w:t>
-        </w:r>
-      </w:hyperlink>
+      <w:r>
+        <w:rPr>
+          <w:lang w:val="zh_TW" w:bidi="zh_TW"/>
+        </w:rPr>
+        <w:t>40:34–38</w:t>
+      </w:r>
       <w:r>
         <w:rPr>
           <w:lang w:val="zh_TW" w:bidi="zh_TW"/>
         </w:rPr>
         <w:t>；</w:t>
       </w:r>
-      <w:hyperlink r:id="rId45">
-        <w:r>
-          <w:rPr>
-            <w:lang w:val="zh_TW" w:bidi="zh_TW"/>
-          </w:rPr>
-          <w:rPr>
-            <w:color w:val="0000EE"/>
-            <w:u w:val="single"/>
-          </w:rPr>
-          <w:t>利16:2</w:t>
-        </w:r>
-      </w:hyperlink>
+      <w:r>
+        <w:rPr>
+          <w:lang w:val="zh_TW" w:bidi="zh_TW"/>
+        </w:rPr>
+        <w:t>利16:2</w:t>
+      </w:r>
       <w:r>
         <w:rPr>
           <w:lang w:val="zh_TW" w:bidi="zh_TW"/>
         </w:rPr>
         <w:t>；</w:t>
       </w:r>
-      <w:hyperlink r:id="rId46">
-        <w:r>
-          <w:rPr>
-            <w:lang w:val="zh_TW" w:bidi="zh_TW"/>
-          </w:rPr>
-          <w:rPr>
-            <w:color w:val="0000EE"/>
-            <w:u w:val="single"/>
-          </w:rPr>
-          <w:t>民9:15–23</w:t>
-        </w:r>
-      </w:hyperlink>
+      <w:r>
+        <w:rPr>
+          <w:lang w:val="zh_TW" w:bidi="zh_TW"/>
+        </w:rPr>
+        <w:t>民9:15–23</w:t>
+      </w:r>
       <w:r>
         <w:rPr>
           <w:lang w:val="zh_TW" w:bidi="zh_TW"/>
         </w:rPr>
         <w:t>，</w:t>
       </w:r>
-      <w:hyperlink r:id="rId47">
-        <w:r>
-          <w:rPr>
-            <w:lang w:val="zh_TW" w:bidi="zh_TW"/>
-          </w:rPr>
-          <w:rPr>
-            <w:color w:val="0000EE"/>
-            <w:u w:val="single"/>
-          </w:rPr>
-          <w:t>10:11–12</w:t>
-        </w:r>
-      </w:hyperlink>
+      <w:r>
+        <w:rPr>
+          <w:lang w:val="zh_TW" w:bidi="zh_TW"/>
+        </w:rPr>
+        <w:t>10:11–12</w:t>
+      </w:r>
       <w:r>
         <w:rPr>
           <w:lang w:val="zh_TW" w:bidi="zh_TW"/>
         </w:rPr>
         <w:t>、</w:t>
       </w:r>
-      <w:hyperlink r:id="rId48">
-        <w:r>
-          <w:rPr>
-            <w:lang w:val="zh_TW" w:bidi="zh_TW"/>
-          </w:rPr>
-          <w:rPr>
-            <w:color w:val="0000EE"/>
-            <w:u w:val="single"/>
-          </w:rPr>
-          <w:t>34</w:t>
-        </w:r>
-      </w:hyperlink>
+      <w:r>
+        <w:rPr>
+          <w:lang w:val="zh_TW" w:bidi="zh_TW"/>
+        </w:rPr>
+        <w:t>34</w:t>
+      </w:r>
       <w:r>
         <w:rPr>
           <w:lang w:val="zh_TW" w:bidi="zh_TW"/>
         </w:rPr>
         <w:t>，</w:t>
       </w:r>
-      <w:hyperlink r:id="rId34">
-        <w:r>
-          <w:rPr>
-            <w:lang w:val="zh_TW" w:bidi="zh_TW"/>
-          </w:rPr>
-          <w:rPr>
-            <w:color w:val="0000EE"/>
-            <w:u w:val="single"/>
-          </w:rPr>
-          <w:t>11:25</w:t>
-        </w:r>
-      </w:hyperlink>
+      <w:r>
+        <w:rPr>
+          <w:lang w:val="zh_TW" w:bidi="zh_TW"/>
+        </w:rPr>
+        <w:t>11:25</w:t>
+      </w:r>
       <w:r>
         <w:rPr>
           <w:lang w:val="zh_TW" w:bidi="zh_TW"/>
         </w:rPr>
         <w:t>，</w:t>
       </w:r>
-      <w:hyperlink r:id="rId35">
-        <w:r>
-          <w:rPr>
-            <w:lang w:val="zh_TW" w:bidi="zh_TW"/>
-          </w:rPr>
-          <w:rPr>
-            <w:color w:val="0000EE"/>
-            <w:u w:val="single"/>
-          </w:rPr>
-          <w:t>12:5</w:t>
-        </w:r>
-      </w:hyperlink>
+      <w:r>
+        <w:rPr>
+          <w:lang w:val="zh_TW" w:bidi="zh_TW"/>
+        </w:rPr>
+        <w:t>12:5</w:t>
+      </w:r>
       <w:r>
         <w:rPr>
           <w:lang w:val="zh_TW" w:bidi="zh_TW"/>
         </w:rPr>
         <w:t>、</w:t>
       </w:r>
-      <w:hyperlink r:id="rId49">
-        <w:r>
-          <w:rPr>
-            <w:lang w:val="zh_TW" w:bidi="zh_TW"/>
-          </w:rPr>
-          <w:rPr>
-            <w:color w:val="0000EE"/>
-            <w:u w:val="single"/>
-          </w:rPr>
-          <w:t>10</w:t>
-        </w:r>
-      </w:hyperlink>
+      <w:r>
+        <w:rPr>
+          <w:lang w:val="zh_TW" w:bidi="zh_TW"/>
+        </w:rPr>
+        <w:t>10</w:t>
+      </w:r>
       <w:r>
         <w:rPr>
           <w:lang w:val="zh_TW" w:bidi="zh_TW"/>
         </w:rPr>
         <w:t>，</w:t>
       </w:r>
-      <w:hyperlink r:id="rId50">
-        <w:r>
-          <w:rPr>
-            <w:lang w:val="zh_TW" w:bidi="zh_TW"/>
-          </w:rPr>
-          <w:rPr>
-            <w:color w:val="0000EE"/>
-            <w:u w:val="single"/>
-          </w:rPr>
-          <w:t>14:14</w:t>
-        </w:r>
-      </w:hyperlink>
+      <w:r>
+        <w:rPr>
+          <w:lang w:val="zh_TW" w:bidi="zh_TW"/>
+        </w:rPr>
+        <w:t>14:14</w:t>
+      </w:r>
       <w:r>
         <w:rPr>
           <w:lang w:val="zh_TW" w:bidi="zh_TW"/>
         </w:rPr>
         <w:t>，</w:t>
       </w:r>
-      <w:hyperlink r:id="rId51">
-        <w:r>
-          <w:rPr>
-            <w:lang w:val="zh_TW" w:bidi="zh_TW"/>
-          </w:rPr>
-          <w:rPr>
-            <w:color w:val="0000EE"/>
-            <w:u w:val="single"/>
-          </w:rPr>
-          <w:t>16:42</w:t>
-        </w:r>
-      </w:hyperlink>
+      <w:r>
+        <w:rPr>
+          <w:lang w:val="zh_TW" w:bidi="zh_TW"/>
+        </w:rPr>
+        <w:t>16:42</w:t>
+      </w:r>
       <w:r>
         <w:rPr>
           <w:lang w:val="zh_TW" w:bidi="zh_TW"/>
         </w:rPr>
         <w:t>；</w:t>
       </w:r>
-      <w:hyperlink r:id="rId36">
-        <w:r>
-          <w:rPr>
-            <w:lang w:val="zh_TW" w:bidi="zh_TW"/>
-          </w:rPr>
-          <w:rPr>
-            <w:color w:val="0000EE"/>
-            <w:u w:val="single"/>
-          </w:rPr>
-          <w:t>申31:15</w:t>
-        </w:r>
-      </w:hyperlink>
+      <w:r>
+        <w:rPr>
+          <w:lang w:val="zh_TW" w:bidi="zh_TW"/>
+        </w:rPr>
+        <w:t>申31:15</w:t>
+      </w:r>
       <w:r>
         <w:rPr>
           <w:lang w:val="zh_TW" w:bidi="zh_TW"/>
         </w:rPr>
         <w:t>；</w:t>
       </w:r>
-      <w:hyperlink r:id="rId52">
-        <w:r>
-          <w:rPr>
-            <w:lang w:val="zh_TW" w:bidi="zh_TW"/>
-          </w:rPr>
-          <w:rPr>
-            <w:color w:val="0000EE"/>
-            <w:u w:val="single"/>
-          </w:rPr>
-          <w:t>王上8:11</w:t>
-        </w:r>
-      </w:hyperlink>
+      <w:r>
+        <w:rPr>
+          <w:lang w:val="zh_TW" w:bidi="zh_TW"/>
+        </w:rPr>
+        <w:t>王上8:11</w:t>
+      </w:r>
       <w:r>
         <w:rPr>
           <w:lang w:val="zh_TW" w:bidi="zh_TW"/>
         </w:rPr>
         <w:t>；</w:t>
       </w:r>
-      <w:hyperlink r:id="rId53">
-        <w:r>
-          <w:rPr>
-            <w:lang w:val="zh_TW" w:bidi="zh_TW"/>
-          </w:rPr>
-          <w:rPr>
-            <w:color w:val="0000EE"/>
-            <w:u w:val="single"/>
-          </w:rPr>
-          <w:t>代下5:14</w:t>
-        </w:r>
-      </w:hyperlink>
+      <w:r>
+        <w:rPr>
+          <w:lang w:val="zh_TW" w:bidi="zh_TW"/>
+        </w:rPr>
+        <w:t>代下5:14</w:t>
+      </w:r>
       <w:r>
         <w:rPr>
           <w:lang w:val="zh_TW" w:bidi="zh_TW"/>
         </w:rPr>
         <w:t>；</w:t>
       </w:r>
-      <w:hyperlink r:id="rId37">
-        <w:r>
-          <w:rPr>
-            <w:lang w:val="zh_TW" w:bidi="zh_TW"/>
-          </w:rPr>
-          <w:rPr>
-            <w:color w:val="0000EE"/>
-            <w:u w:val="single"/>
-          </w:rPr>
-          <w:t>尼9:19–21</w:t>
-        </w:r>
-      </w:hyperlink>
+      <w:r>
+        <w:rPr>
+          <w:lang w:val="zh_TW" w:bidi="zh_TW"/>
+        </w:rPr>
+        <w:t>尼9:19–21</w:t>
+      </w:r>
       <w:r>
         <w:rPr>
           <w:lang w:val="zh_TW" w:bidi="zh_TW"/>
         </w:rPr>
         <w:t>；</w:t>
       </w:r>
-      <w:hyperlink r:id="rId54">
-        <w:r>
-          <w:rPr>
-            <w:lang w:val="zh_TW" w:bidi="zh_TW"/>
-          </w:rPr>
-          <w:rPr>
-            <w:color w:val="0000EE"/>
-            <w:u w:val="single"/>
-          </w:rPr>
-          <w:t>詩78:14</w:t>
-        </w:r>
-      </w:hyperlink>
+      <w:r>
+        <w:rPr>
+          <w:lang w:val="zh_TW" w:bidi="zh_TW"/>
+        </w:rPr>
+        <w:t>詩78:14</w:t>
+      </w:r>
       <w:r>
         <w:rPr>
           <w:lang w:val="zh_TW" w:bidi="zh_TW"/>
         </w:rPr>
         <w:t>，</w:t>
       </w:r>
-      <w:hyperlink r:id="rId55">
-        <w:r>
-          <w:rPr>
-            <w:lang w:val="zh_TW" w:bidi="zh_TW"/>
-          </w:rPr>
-          <w:rPr>
-            <w:color w:val="0000EE"/>
-            <w:u w:val="single"/>
-          </w:rPr>
-          <w:t>99:7</w:t>
-        </w:r>
-      </w:hyperlink>
+      <w:r>
+        <w:rPr>
+          <w:lang w:val="zh_TW" w:bidi="zh_TW"/>
+        </w:rPr>
+        <w:t>99:7</w:t>
+      </w:r>
       <w:r>
         <w:rPr>
           <w:lang w:val="zh_TW" w:bidi="zh_TW"/>
         </w:rPr>
         <w:t>，</w:t>
       </w:r>
-      <w:hyperlink r:id="rId56">
-        <w:r>
-          <w:rPr>
-            <w:lang w:val="zh_TW" w:bidi="zh_TW"/>
-          </w:rPr>
-          <w:rPr>
-            <w:color w:val="0000EE"/>
-            <w:u w:val="single"/>
-          </w:rPr>
-          <w:t>104:3</w:t>
-        </w:r>
-      </w:hyperlink>
+      <w:r>
+        <w:rPr>
+          <w:lang w:val="zh_TW" w:bidi="zh_TW"/>
+        </w:rPr>
+        <w:t>104:3</w:t>
+      </w:r>
       <w:r>
         <w:rPr>
           <w:lang w:val="zh_TW" w:bidi="zh_TW"/>
         </w:rPr>
         <w:t>；</w:t>
       </w:r>
-      <w:hyperlink r:id="rId57">
-        <w:r>
-          <w:rPr>
-            <w:lang w:val="zh_TW" w:bidi="zh_TW"/>
-          </w:rPr>
-          <w:rPr>
-            <w:color w:val="0000EE"/>
-            <w:u w:val="single"/>
-          </w:rPr>
-          <w:t>結1:4–5</w:t>
-        </w:r>
-      </w:hyperlink>
+      <w:r>
+        <w:rPr>
+          <w:lang w:val="zh_TW" w:bidi="zh_TW"/>
+        </w:rPr>
+        <w:t>結1:4–5</w:t>
+      </w:r>
       <w:r>
         <w:rPr>
           <w:lang w:val="zh_TW" w:bidi="zh_TW"/>
         </w:rPr>
         <w:t>，</w:t>
       </w:r>
-      <w:hyperlink r:id="rId58">
-        <w:r>
-          <w:rPr>
-            <w:lang w:val="zh_TW" w:bidi="zh_TW"/>
-          </w:rPr>
-          <w:rPr>
-            <w:color w:val="0000EE"/>
-            <w:u w:val="single"/>
-          </w:rPr>
-          <w:t>10:3</w:t>
-        </w:r>
-      </w:hyperlink>
+      <w:r>
+        <w:rPr>
+          <w:lang w:val="zh_TW" w:bidi="zh_TW"/>
+        </w:rPr>
+        <w:t>10:3</w:t>
+      </w:r>
       <w:r>
         <w:rPr>
           <w:lang w:val="zh_TW" w:bidi="zh_TW"/>
         </w:rPr>
         <w:t>；</w:t>
       </w:r>
-      <w:hyperlink r:id="rId26">
-        <w:r>
-          <w:rPr>
-            <w:lang w:val="zh_TW" w:bidi="zh_TW"/>
-          </w:rPr>
-          <w:rPr>
-            <w:color w:val="0000EE"/>
-            <w:u w:val="single"/>
-          </w:rPr>
-          <w:t>太17:5</w:t>
-        </w:r>
-      </w:hyperlink>
+      <w:r>
+        <w:rPr>
+          <w:lang w:val="zh_TW" w:bidi="zh_TW"/>
+        </w:rPr>
+        <w:t>太17:5</w:t>
+      </w:r>
       <w:r>
         <w:rPr>
           <w:lang w:val="zh_TW" w:bidi="zh_TW"/>
         </w:rPr>
         <w:t>，</w:t>
       </w:r>
-      <w:hyperlink r:id="rId27">
-        <w:r>
-          <w:rPr>
-            <w:lang w:val="zh_TW" w:bidi="zh_TW"/>
-          </w:rPr>
-          <w:rPr>
-            <w:color w:val="0000EE"/>
-            <w:u w:val="single"/>
-          </w:rPr>
-          <w:t>24:30</w:t>
-        </w:r>
-      </w:hyperlink>
+      <w:r>
+        <w:rPr>
+          <w:lang w:val="zh_TW" w:bidi="zh_TW"/>
+        </w:rPr>
+        <w:t>24:30</w:t>
+      </w:r>
       <w:r>
         <w:rPr>
           <w:lang w:val="zh_TW" w:bidi="zh_TW"/>
         </w:rPr>
         <w:t>，</w:t>
       </w:r>
-      <w:hyperlink r:id="rId59">
-        <w:r>
-          <w:rPr>
-            <w:lang w:val="zh_TW" w:bidi="zh_TW"/>
-          </w:rPr>
-          <w:rPr>
-            <w:color w:val="0000EE"/>
-            <w:u w:val="single"/>
-          </w:rPr>
-          <w:t>26:64</w:t>
-        </w:r>
-      </w:hyperlink>
+      <w:r>
+        <w:rPr>
+          <w:lang w:val="zh_TW" w:bidi="zh_TW"/>
+        </w:rPr>
+        <w:t>26:64</w:t>
+      </w:r>
       <w:r>
         <w:rPr>
           <w:lang w:val="zh_TW" w:bidi="zh_TW"/>
         </w:rPr>
         <w:t>；</w:t>
       </w:r>
-      <w:hyperlink r:id="rId60">
-        <w:r>
-          <w:rPr>
-            <w:lang w:val="zh_TW" w:bidi="zh_TW"/>
-          </w:rPr>
-          <w:rPr>
-            <w:color w:val="0000EE"/>
-            <w:u w:val="single"/>
-          </w:rPr>
-          <w:t>路9:34–35</w:t>
-        </w:r>
-      </w:hyperlink>
+      <w:r>
+        <w:rPr>
+          <w:lang w:val="zh_TW" w:bidi="zh_TW"/>
+        </w:rPr>
+        <w:t>路9:34–35</w:t>
+      </w:r>
       <w:r>
         <w:rPr>
           <w:lang w:val="zh_TW" w:bidi="zh_TW"/>
         </w:rPr>
         <w:t>；</w:t>
       </w:r>
-      <w:hyperlink r:id="rId28">
-        <w:r>
-          <w:rPr>
-            <w:lang w:val="zh_TW" w:bidi="zh_TW"/>
-          </w:rPr>
-          <w:rPr>
-            <w:color w:val="0000EE"/>
-            <w:u w:val="single"/>
-          </w:rPr>
-          <w:t>徒1:9</w:t>
-        </w:r>
-      </w:hyperlink>
+      <w:r>
+        <w:rPr>
+          <w:lang w:val="zh_TW" w:bidi="zh_TW"/>
+        </w:rPr>
+        <w:t>徒1:9</w:t>
+      </w:r>
       <w:r>
         <w:rPr>
           <w:lang w:val="zh_TW" w:bidi="zh_TW"/>
         </w:rPr>
         <w:t>；</w:t>
       </w:r>
-      <w:hyperlink r:id="rId61">
-        <w:r>
-          <w:rPr>
-            <w:lang w:val="zh_TW" w:bidi="zh_TW"/>
-          </w:rPr>
-          <w:rPr>
-            <w:color w:val="0000EE"/>
-            <w:u w:val="single"/>
-          </w:rPr>
-          <w:t>林前10:2</w:t>
-        </w:r>
-      </w:hyperlink>
+      <w:r>
+        <w:rPr>
+          <w:lang w:val="zh_TW" w:bidi="zh_TW"/>
+        </w:rPr>
+        <w:t>林前10:2</w:t>
+      </w:r>
       <w:r>
         <w:rPr>
           <w:lang w:val="zh_TW" w:bidi="zh_TW"/>
         </w:rPr>
         <w:t>；</w:t>
       </w:r>
-      <w:hyperlink r:id="rId62">
-        <w:r>
-          <w:rPr>
-            <w:lang w:val="zh_TW" w:bidi="zh_TW"/>
-          </w:rPr>
-          <w:rPr>
-            <w:color w:val="0000EE"/>
-            <w:u w:val="single"/>
-          </w:rPr>
-          <w:t>帖前4:17</w:t>
-        </w:r>
-      </w:hyperlink>
+      <w:r>
+        <w:rPr>
+          <w:lang w:val="zh_TW" w:bidi="zh_TW"/>
+        </w:rPr>
+        <w:t>帖前4:17</w:t>
+      </w:r>
       <w:r>
         <w:rPr>
           <w:lang w:val="zh_TW" w:bidi="zh_TW"/>
         </w:rPr>
         <w:t>；</w:t>
       </w:r>
-      <w:hyperlink r:id="rId63">
-        <w:r>
-          <w:rPr>
-            <w:lang w:val="zh_TW" w:bidi="zh_TW"/>
-          </w:rPr>
-          <w:rPr>
-            <w:color w:val="0000EE"/>
-            <w:u w:val="single"/>
-          </w:rPr>
-          <w:t>啟1:7</w:t>
-        </w:r>
-      </w:hyperlink>
+      <w:r>
+        <w:rPr>
+          <w:lang w:val="zh_TW" w:bidi="zh_TW"/>
+        </w:rPr>
+        <w:t>啟1:7</w:t>
+      </w:r>
       <w:r>
         <w:rPr>
           <w:lang w:val="zh_TW" w:bidi="zh_TW"/>
         </w:rPr>
         <w:t>，</w:t>
       </w:r>
-      <w:hyperlink r:id="rId64">
-        <w:r>
-          <w:rPr>
-            <w:lang w:val="zh_TW" w:bidi="zh_TW"/>
-          </w:rPr>
-          <w:rPr>
-            <w:color w:val="0000EE"/>
-            <w:u w:val="single"/>
-          </w:rPr>
-          <w:t>14:14–16</w:t>
-        </w:r>
-      </w:hyperlink>
+      <w:r>
+        <w:rPr>
+          <w:lang w:val="zh_TW" w:bidi="zh_TW"/>
+        </w:rPr>
+        <w:t>14:14–16</w:t>
+      </w:r>
       <w:r>
         <w:rPr>
           <w:lang w:val="zh_TW" w:bidi="zh_TW"/>
